--- a/content/files/code-1.docx
+++ b/content/files/code-1.docx
@@ -28,8 +28,6 @@
           <w:b/>
           <w:bCs/>
           <w:color w:val="C00000"/>
-          <w:sz w:val="24"/>
-          <w:szCs w:val="24"/>
           <w:u w:val="single"/>
         </w:rPr>
       </w:pPr>
@@ -39,8 +37,6 @@
           <w:b/>
           <w:bCs/>
           <w:kern w:val="0"/>
-          <w:sz w:val="24"/>
-          <w:szCs w:val="24"/>
           <w:lang w:eastAsia="ru-RU"/>
           <w14:ligatures w14:val="none"/>
         </w:rPr>
@@ -207,8 +203,6 @@
         <w:rPr>
           <w:rFonts w:eastAsia="Times New Roman"/>
           <w:kern w:val="0"/>
-          <w:sz w:val="24"/>
-          <w:szCs w:val="24"/>
           <w:lang w:eastAsia="ru-RU"/>
           <w14:ligatures w14:val="none"/>
         </w:rPr>
@@ -219,8 +213,6 @@
           <w:b/>
           <w:bCs/>
           <w:kern w:val="0"/>
-          <w:sz w:val="24"/>
-          <w:szCs w:val="24"/>
           <w:lang w:eastAsia="ru-RU"/>
           <w14:ligatures w14:val="none"/>
         </w:rPr>
@@ -324,51 +316,29 @@
           <w:lang w:eastAsia="ru-RU"/>
           <w14:ligatures w14:val="none"/>
         </w:rPr>
-        <w:t xml:space="preserve">Убытки могут включать реальный ущерб и упущенную выгоду, например доходы, которые </w:t>
-      </w:r>
-      <w:r>
-        <w:rPr>
-          <w:rFonts w:eastAsia="Times New Roman"/>
-          <w:kern w:val="0"/>
-          <w:sz w:val="24"/>
-          <w:szCs w:val="24"/>
-          <w:lang w:eastAsia="ru-RU"/>
-          <w14:ligatures w14:val="none"/>
-        </w:rPr>
-        <w:t>Вы</w:t>
-      </w:r>
-      <w:r>
-        <w:rPr>
-          <w:rFonts w:eastAsia="Times New Roman"/>
-          <w:kern w:val="0"/>
-          <w:sz w:val="24"/>
-          <w:szCs w:val="24"/>
-          <w:lang w:eastAsia="ru-RU"/>
-          <w14:ligatures w14:val="none"/>
-        </w:rPr>
-        <w:t xml:space="preserve"> мог</w:t>
-      </w:r>
-      <w:r>
-        <w:rPr>
-          <w:rFonts w:eastAsia="Times New Roman"/>
-          <w:kern w:val="0"/>
-          <w:sz w:val="24"/>
-          <w:szCs w:val="24"/>
-          <w:lang w:eastAsia="ru-RU"/>
-          <w14:ligatures w14:val="none"/>
-        </w:rPr>
-        <w:t>ли</w:t>
-      </w:r>
-      <w:r>
-        <w:rPr>
-          <w:rFonts w:eastAsia="Times New Roman"/>
-          <w:kern w:val="0"/>
-          <w:sz w:val="24"/>
-          <w:szCs w:val="24"/>
-          <w:lang w:eastAsia="ru-RU"/>
-          <w14:ligatures w14:val="none"/>
-        </w:rPr>
-        <w:t xml:space="preserve"> бы получить от продажи лицензий.</w:t>
+        <w:t>Убытки могут включать реальный ущерб и упущенную выгоду.</w:t>
+      </w:r>
+      <w:r>
+        <w:rPr>
+          <w:rFonts w:eastAsia="Times New Roman"/>
+          <w:kern w:val="0"/>
+          <w:sz w:val="24"/>
+          <w:szCs w:val="24"/>
+          <w:lang w:eastAsia="ru-RU"/>
+          <w14:ligatures w14:val="none"/>
+        </w:rPr>
+        <w:t xml:space="preserve"> </w:t>
+      </w:r>
+      <w:r>
+        <w:rPr>
+          <w:rFonts w:eastAsia="Times New Roman"/>
+          <w:kern w:val="0"/>
+          <w:sz w:val="24"/>
+          <w:szCs w:val="24"/>
+          <w:lang w:eastAsia="ru-RU"/>
+          <w14:ligatures w14:val="none"/>
+        </w:rPr>
+        <w:t>Однако для взыскания убытков необходимо доказать их наличие, размер и причинную связь с нарушением. На практике именно подтверждение размера убытков часто представляет основную сложность.</w:t>
       </w:r>
     </w:p>
     <w:p>
@@ -377,51 +347,174 @@
         <w:ind w:left="-851"/>
         <w:jc w:val="both"/>
         <w:rPr>
-          <w:rFonts w:eastAsia="Times New Roman"/>
-          <w:kern w:val="0"/>
-          <w:sz w:val="24"/>
-          <w:szCs w:val="24"/>
-          <w:lang w:eastAsia="ru-RU"/>
-          <w14:ligatures w14:val="none"/>
-        </w:rPr>
-      </w:pPr>
-      <w:r>
-        <w:rPr>
-          <w:rFonts w:eastAsia="Times New Roman"/>
-          <w:kern w:val="0"/>
-          <w:sz w:val="24"/>
-          <w:szCs w:val="24"/>
-          <w:lang w:eastAsia="ru-RU"/>
-          <w14:ligatures w14:val="none"/>
-        </w:rPr>
-        <w:t>Однако для взыскания убытков необходимо доказать их наличие, размер и причинную связь с нарушением. На практике именно подтверждение размера убытков часто представляет основную сложность.</w:t>
-      </w:r>
-    </w:p>
-    <w:p>
-      <w:pPr>
-        <w:spacing w:before="100" w:beforeAutospacing="1" w:after="100" w:afterAutospacing="1" w:line="240" w:lineRule="auto"/>
-        <w:ind w:left="-851"/>
-        <w:jc w:val="both"/>
-        <w:rPr>
-          <w:rFonts w:eastAsia="Times New Roman"/>
-          <w:kern w:val="0"/>
-          <w:sz w:val="24"/>
-          <w:szCs w:val="24"/>
-          <w:lang w:eastAsia="ru-RU"/>
-          <w14:ligatures w14:val="none"/>
-        </w:rPr>
-      </w:pPr>
-      <w:r>
-        <w:rPr>
-          <w:rFonts w:eastAsia="Times New Roman"/>
           <w:b/>
           <w:bCs/>
-          <w:kern w:val="0"/>
-          <w:sz w:val="24"/>
-          <w:szCs w:val="24"/>
-          <w:lang w:eastAsia="ru-RU"/>
-          <w14:ligatures w14:val="none"/>
-        </w:rPr>
+          <w:sz w:val="24"/>
+          <w:szCs w:val="24"/>
+          <w:u w:val="single"/>
+        </w:rPr>
+      </w:pPr>
+      <w:r>
+        <w:rPr>
+          <w:rFonts w:eastAsia="Times New Roman"/>
+          <w:b/>
+          <w:bCs/>
+          <w:kern w:val="0"/>
+          <w:sz w:val="24"/>
+          <w:szCs w:val="24"/>
+          <w:u w:val="single"/>
+          <w:lang w:eastAsia="ru-RU"/>
+          <w14:ligatures w14:val="none"/>
+        </w:rPr>
+        <w:t xml:space="preserve">Таким образом, </w:t>
+      </w:r>
+      <w:r>
+        <w:rPr>
+          <w:b/>
+          <w:bCs/>
+          <w:sz w:val="24"/>
+          <w:szCs w:val="24"/>
+          <w:u w:val="single"/>
+        </w:rPr>
+        <w:t>целесообразно выбрать данный способ защиты п</w:t>
+      </w:r>
+      <w:r>
+        <w:rPr>
+          <w:b/>
+          <w:bCs/>
+          <w:sz w:val="24"/>
+          <w:szCs w:val="24"/>
+          <w:u w:val="single"/>
+        </w:rPr>
+        <w:t>ри наличии доказательств конкретных имущественных потерь, включая упущенную выгоду</w:t>
+      </w:r>
+      <w:r>
+        <w:rPr>
+          <w:b/>
+          <w:bCs/>
+          <w:sz w:val="24"/>
+          <w:szCs w:val="24"/>
+          <w:u w:val="single"/>
+        </w:rPr>
+        <w:t xml:space="preserve">. Например: </w:t>
+      </w:r>
+    </w:p>
+    <w:p>
+      <w:pPr>
+        <w:pStyle w:val="a4"/>
+        <w:ind w:left="-851"/>
+        <w:jc w:val="both"/>
+      </w:pPr>
+      <w:r>
+        <w:rPr>
+          <w:rFonts w:hAnsi="Symbol"/>
+        </w:rPr>
+        <w:t></w:t>
+      </w:r>
+      <w:r>
+        <w:t xml:space="preserve"> Потеря доходов от лицензирования: потенциальный клиент отказался от заключения лицензионного договора с правообладателем, поскольку получил доступ к незаконно скопированной программе.</w:t>
+      </w:r>
+    </w:p>
+    <w:p>
+      <w:pPr>
+        <w:pStyle w:val="a4"/>
+        <w:ind w:left="-851"/>
+        <w:jc w:val="both"/>
+      </w:pPr>
+      <w:r>
+        <w:rPr>
+          <w:rFonts w:hAnsi="Symbol"/>
+        </w:rPr>
+        <w:t></w:t>
+      </w:r>
+      <w:r>
+        <w:t xml:space="preserve"> Снижение объёма продаж: вследствие распространения контрафактных копий программы правообладатель недополучил доход от продажи законных экземпляров программы.</w:t>
+      </w:r>
+    </w:p>
+    <w:p>
+      <w:pPr>
+        <w:pStyle w:val="a4"/>
+        <w:ind w:left="-851"/>
+        <w:jc w:val="both"/>
+      </w:pPr>
+      <w:r>
+        <w:rPr>
+          <w:rFonts w:hAnsi="Symbol"/>
+        </w:rPr>
+        <w:t></w:t>
+      </w:r>
+      <w:r>
+        <w:t xml:space="preserve"> Утрата коммерческого контракта: правообладатель лишился возможности заключить договор на внедрение программного обеспечения, поскольку заказчик выбрал конкурента, незаконно использующего скопированный код.</w:t>
+      </w:r>
+    </w:p>
+    <w:p>
+      <w:pPr>
+        <w:pStyle w:val="a4"/>
+        <w:ind w:left="-851"/>
+        <w:jc w:val="both"/>
+      </w:pPr>
+      <w:r>
+        <w:rPr>
+          <w:rFonts w:hAnsi="Symbol"/>
+        </w:rPr>
+        <w:t></w:t>
+      </w:r>
+      <w:r>
+        <w:t xml:space="preserve"> Расходы на устранение последствий нарушения: правообладатель понёс документально подтверждённые расходы на техническую экспертизу и выявление неправомерного использования программного кода, если такие расходы подлежат возмещению в качестве убытков.</w:t>
+      </w:r>
+    </w:p>
+    <w:p>
+      <w:pPr>
+        <w:pStyle w:val="a4"/>
+        <w:ind w:left="-851"/>
+        <w:jc w:val="both"/>
+      </w:pPr>
+      <w:r>
+        <w:rPr>
+          <w:rFonts w:hAnsi="Symbol"/>
+        </w:rPr>
+        <w:t></w:t>
+      </w:r>
+      <w:r>
+        <w:t xml:space="preserve"> Незаконное коммерческое использование: конкурент встроил скопированный код в собственный платный программный продукт и получил доход от его реализации. При этом полученный нарушителем доход может учитываться при определении упущенной выгоды в соответствии с п. 2 ст. 15 ГК РФ.</w:t>
+      </w:r>
+    </w:p>
+    <w:p>
+      <w:pPr>
+        <w:pStyle w:val="a4"/>
+        <w:ind w:left="-851"/>
+        <w:jc w:val="both"/>
+      </w:pPr>
+    </w:p>
+    <w:p>
+      <w:pPr>
+        <w:pStyle w:val="a4"/>
+        <w:ind w:left="-851"/>
+        <w:jc w:val="both"/>
+      </w:pPr>
+    </w:p>
+    <w:p>
+      <w:pPr>
+        <w:spacing w:before="100" w:beforeAutospacing="1" w:after="100" w:afterAutospacing="1" w:line="240" w:lineRule="auto"/>
+        <w:ind w:left="-851"/>
+        <w:jc w:val="both"/>
+        <w:rPr>
+          <w:rFonts w:eastAsia="Times New Roman"/>
+          <w:kern w:val="0"/>
+          <w:lang w:eastAsia="ru-RU"/>
+          <w14:ligatures w14:val="none"/>
+        </w:rPr>
+      </w:pPr>
+      <w:r>
+        <w:rPr>
+          <w:rFonts w:eastAsia="Times New Roman"/>
+          <w:b/>
+          <w:bCs/>
+          <w:kern w:val="0"/>
+          <w:lang w:eastAsia="ru-RU"/>
+          <w14:ligatures w14:val="none"/>
+        </w:rPr>
+        <w:lastRenderedPageBreak/>
         <w:t>3. Взыскание компенсации</w:t>
       </w:r>
     </w:p>
@@ -432,19 +525,25 @@
         <w:jc w:val="both"/>
         <w:rPr>
           <w:rFonts w:eastAsia="Times New Roman"/>
-          <w:kern w:val="0"/>
-          <w:sz w:val="24"/>
-          <w:szCs w:val="24"/>
-          <w:lang w:eastAsia="ru-RU"/>
-          <w14:ligatures w14:val="none"/>
-        </w:rPr>
-      </w:pPr>
-      <w:r>
-        <w:rPr>
-          <w:rFonts w:eastAsia="Times New Roman"/>
-          <w:kern w:val="0"/>
-          <w:sz w:val="24"/>
-          <w:szCs w:val="24"/>
+          <w:b/>
+          <w:bCs/>
+          <w:kern w:val="0"/>
+          <w:sz w:val="24"/>
+          <w:szCs w:val="24"/>
+          <w:u w:val="single"/>
+          <w:lang w:eastAsia="ru-RU"/>
+          <w14:ligatures w14:val="none"/>
+        </w:rPr>
+      </w:pPr>
+      <w:r>
+        <w:rPr>
+          <w:rFonts w:eastAsia="Times New Roman"/>
+          <w:b/>
+          <w:bCs/>
+          <w:kern w:val="0"/>
+          <w:sz w:val="24"/>
+          <w:szCs w:val="24"/>
+          <w:u w:val="single"/>
           <w:lang w:eastAsia="ru-RU"/>
           <w14:ligatures w14:val="none"/>
         </w:rPr>
@@ -453,9 +552,12 @@
       <w:r>
         <w:rPr>
           <w:rFonts w:eastAsia="Times New Roman"/>
-          <w:kern w:val="0"/>
-          <w:sz w:val="24"/>
-          <w:szCs w:val="24"/>
+          <w:b/>
+          <w:bCs/>
+          <w:kern w:val="0"/>
+          <w:sz w:val="24"/>
+          <w:szCs w:val="24"/>
+          <w:u w:val="single"/>
           <w:lang w:eastAsia="ru-RU"/>
           <w14:ligatures w14:val="none"/>
         </w:rPr>
@@ -464,9 +566,12 @@
       <w:r>
         <w:rPr>
           <w:rFonts w:eastAsia="Times New Roman"/>
-          <w:kern w:val="0"/>
-          <w:sz w:val="24"/>
-          <w:szCs w:val="24"/>
+          <w:b/>
+          <w:bCs/>
+          <w:kern w:val="0"/>
+          <w:sz w:val="24"/>
+          <w:szCs w:val="24"/>
+          <w:u w:val="single"/>
           <w:lang w:eastAsia="ru-RU"/>
           <w14:ligatures w14:val="none"/>
         </w:rPr>
@@ -476,6 +581,8 @@
         <w:r>
           <w:rPr>
             <w:rFonts w:eastAsia="Times New Roman"/>
+            <w:b/>
+            <w:bCs/>
             <w:color w:val="0000FF"/>
             <w:kern w:val="0"/>
             <w:sz w:val="24"/>
@@ -490,13 +597,70 @@
       <w:r>
         <w:rPr>
           <w:rFonts w:eastAsia="Times New Roman"/>
-          <w:kern w:val="0"/>
-          <w:sz w:val="24"/>
-          <w:szCs w:val="24"/>
+          <w:b/>
+          <w:bCs/>
+          <w:kern w:val="0"/>
+          <w:sz w:val="24"/>
+          <w:szCs w:val="24"/>
+          <w:u w:val="single"/>
           <w:lang w:eastAsia="ru-RU"/>
           <w14:ligatures w14:val="none"/>
         </w:rPr>
         <w:t>.</w:t>
+      </w:r>
+      <w:r>
+        <w:rPr>
+          <w:rFonts w:eastAsia="Times New Roman"/>
+          <w:b/>
+          <w:bCs/>
+          <w:kern w:val="0"/>
+          <w:sz w:val="24"/>
+          <w:szCs w:val="24"/>
+          <w:u w:val="single"/>
+          <w:lang w:eastAsia="ru-RU"/>
+          <w14:ligatures w14:val="none"/>
+        </w:rPr>
+        <w:t xml:space="preserve"> </w:t>
+      </w:r>
+      <w:r>
+        <w:rPr>
+          <w:b/>
+          <w:bCs/>
+          <w:sz w:val="24"/>
+          <w:szCs w:val="24"/>
+          <w:u w:val="single"/>
+        </w:rPr>
+        <w:t>Данный способ защиты целесообразно использовать, е</w:t>
+      </w:r>
+      <w:r>
+        <w:rPr>
+          <w:b/>
+          <w:bCs/>
+          <w:sz w:val="24"/>
+          <w:szCs w:val="24"/>
+          <w:u w:val="single"/>
+        </w:rPr>
+        <w:t xml:space="preserve">сли установить точный размер убытков затруднительно, поскольку доказывать </w:t>
+      </w:r>
+      <w:r>
+        <w:rPr>
+          <w:b/>
+          <w:bCs/>
+          <w:sz w:val="24"/>
+          <w:szCs w:val="24"/>
+          <w:u w:val="single"/>
+        </w:rPr>
+        <w:t>его</w:t>
+      </w:r>
+      <w:r>
+        <w:rPr>
+          <w:b/>
+          <w:bCs/>
+          <w:sz w:val="24"/>
+          <w:szCs w:val="24"/>
+          <w:u w:val="single"/>
+        </w:rPr>
+        <w:t xml:space="preserve"> не требуется.</w:t>
       </w:r>
     </w:p>
     <w:p>
@@ -596,45 +760,36 @@
           <w:lang w:eastAsia="ru-RU"/>
           <w14:ligatures w14:val="none"/>
         </w:rPr>
-        <w:t xml:space="preserve"> </w:t>
-      </w:r>
-      <w:r>
-        <w:rPr>
-          <w:rFonts w:eastAsia="Times New Roman"/>
-          <w:kern w:val="0"/>
-          <w:sz w:val="24"/>
-          <w:szCs w:val="24"/>
-          <w:lang w:eastAsia="ru-RU"/>
-          <w14:ligatures w14:val="none"/>
-        </w:rPr>
-        <w:t>(</w:t>
-      </w:r>
-      <w:r>
-        <w:rPr>
-          <w:sz w:val="24"/>
-          <w:szCs w:val="24"/>
-          <w:shd w:val="clear" w:color="auto" w:fill="FFFFFF"/>
-        </w:rPr>
-        <w:t>Суд определяет конкретную цифру, учитывая характер нарушения, срок и объём незаконного использования, степень вины нарушителя, вероятные убытки правообладателя, а также принципы разумности и справедливости</w:t>
-      </w:r>
-      <w:r>
-        <w:rPr>
-          <w:sz w:val="24"/>
-          <w:szCs w:val="24"/>
-          <w:shd w:val="clear" w:color="auto" w:fill="FFFFFF"/>
-        </w:rPr>
-        <w:t>)</w:t>
-      </w:r>
-      <w:r>
-        <w:rPr>
-          <w:rFonts w:eastAsia="Times New Roman"/>
-          <w:kern w:val="0"/>
-          <w:sz w:val="24"/>
-          <w:szCs w:val="24"/>
-          <w:lang w:eastAsia="ru-RU"/>
-          <w14:ligatures w14:val="none"/>
-        </w:rPr>
-        <w:t>.</w:t>
+        <w:t xml:space="preserve">. </w:t>
+      </w:r>
+    </w:p>
+    <w:p>
+      <w:pPr>
+        <w:spacing w:before="100" w:beforeAutospacing="1" w:after="100" w:afterAutospacing="1" w:line="240" w:lineRule="auto"/>
+        <w:ind w:left="-426"/>
+        <w:jc w:val="both"/>
+        <w:rPr>
+          <w:rFonts w:eastAsia="Times New Roman"/>
+          <w:kern w:val="0"/>
+          <w:sz w:val="22"/>
+          <w:szCs w:val="22"/>
+          <w:lang w:eastAsia="ru-RU"/>
+          <w14:ligatures w14:val="none"/>
+        </w:rPr>
+      </w:pPr>
+      <w:r>
+        <w:rPr>
+          <w:sz w:val="24"/>
+          <w:szCs w:val="24"/>
+        </w:rPr>
+        <w:t xml:space="preserve">- </w:t>
+      </w:r>
+      <w:r>
+        <w:rPr>
+          <w:sz w:val="24"/>
+          <w:szCs w:val="24"/>
+        </w:rPr>
+        <w:t>целесообразна, когда факт нарушения исключительного права установлен, однако определить стоимость контрафактных экземпляров или права использования программы затруднительно. Например, если нарушитель скопировал часть программного кода и использовал её в собственном продукте, но установить количество незаконных копий либо стоимость лицензии невозможно. Конкретный размер компенсации определяется судом с учётом обстоятельств дела.</w:t>
       </w:r>
     </w:p>
     <w:p>
@@ -669,6 +824,39 @@
     </w:p>
     <w:p>
       <w:pPr>
+        <w:spacing w:before="100" w:beforeAutospacing="1" w:after="100" w:afterAutospacing="1" w:line="240" w:lineRule="auto"/>
+        <w:ind w:left="-426"/>
+        <w:jc w:val="both"/>
+        <w:rPr>
+          <w:rFonts w:eastAsia="Times New Roman"/>
+          <w:kern w:val="0"/>
+          <w:sz w:val="24"/>
+          <w:szCs w:val="24"/>
+          <w:lang w:eastAsia="ru-RU"/>
+          <w14:ligatures w14:val="none"/>
+        </w:rPr>
+      </w:pPr>
+      <w:r>
+        <w:rPr>
+          <w:rFonts w:eastAsia="Times New Roman"/>
+          <w:kern w:val="0"/>
+          <w:sz w:val="24"/>
+          <w:szCs w:val="24"/>
+          <w:lang w:eastAsia="ru-RU"/>
+          <w14:ligatures w14:val="none"/>
+        </w:rPr>
+        <w:t xml:space="preserve">- </w:t>
+      </w:r>
+      <w:r>
+        <w:rPr>
+          <w:sz w:val="24"/>
+          <w:szCs w:val="24"/>
+        </w:rPr>
+        <w:t>целесообразна, когда можно установить количество незаконно изготовленных или распространённых экземпляров и их стоимость. Например, если нарушитель реализовал 100 контрафактных копий программы, стоимость каждой из которых составляет 20 000 рублей, размер компенсации может составить 4 000 000 рублей.</w:t>
+      </w:r>
+    </w:p>
+    <w:p>
+      <w:pPr>
         <w:numPr>
           <w:ilvl w:val="0"/>
           <w:numId w:val="1"/>
@@ -700,49 +888,34 @@
     <w:p>
       <w:pPr>
         <w:spacing w:before="100" w:beforeAutospacing="1" w:after="100" w:afterAutospacing="1" w:line="240" w:lineRule="auto"/>
-        <w:ind w:left="-851"/>
-        <w:jc w:val="both"/>
-        <w:rPr>
-          <w:rFonts w:eastAsia="Times New Roman"/>
-          <w:kern w:val="0"/>
-          <w:sz w:val="24"/>
-          <w:szCs w:val="24"/>
-          <w:lang w:eastAsia="ru-RU"/>
-          <w14:ligatures w14:val="none"/>
-        </w:rPr>
-      </w:pPr>
-      <w:r>
-        <w:rPr>
-          <w:rFonts w:eastAsia="Times New Roman"/>
-          <w:kern w:val="0"/>
-          <w:sz w:val="24"/>
-          <w:szCs w:val="24"/>
-          <w:lang w:eastAsia="ru-RU"/>
-          <w14:ligatures w14:val="none"/>
-        </w:rPr>
-        <w:t xml:space="preserve">Главное преимущество компенсации заключается в том, что </w:t>
-      </w:r>
-      <w:r>
-        <w:rPr>
-          <w:rFonts w:eastAsia="Times New Roman"/>
-          <w:kern w:val="0"/>
-          <w:sz w:val="24"/>
-          <w:szCs w:val="24"/>
-          <w:lang w:eastAsia="ru-RU"/>
-          <w14:ligatures w14:val="none"/>
-        </w:rPr>
-        <w:t xml:space="preserve">Вам </w:t>
-      </w:r>
-      <w:r>
-        <w:rPr>
-          <w:rFonts w:eastAsia="Times New Roman"/>
-          <w:kern w:val="0"/>
-          <w:sz w:val="24"/>
-          <w:szCs w:val="24"/>
-          <w:lang w:eastAsia="ru-RU"/>
-          <w14:ligatures w14:val="none"/>
-        </w:rPr>
-        <w:t xml:space="preserve">не требуется доказывать размер причинённых убытков. Достаточно доказать факт нарушения исключительного права, а размер компенсации определяется по установленным законом правилам. </w:t>
+        <w:ind w:left="-426"/>
+        <w:jc w:val="both"/>
+        <w:rPr>
+          <w:rFonts w:eastAsia="Times New Roman"/>
+          <w:kern w:val="0"/>
+          <w:sz w:val="24"/>
+          <w:szCs w:val="24"/>
+          <w:lang w:eastAsia="ru-RU"/>
+          <w14:ligatures w14:val="none"/>
+        </w:rPr>
+      </w:pPr>
+      <w:r>
+        <w:rPr>
+          <w:rFonts w:eastAsia="Times New Roman"/>
+          <w:kern w:val="0"/>
+          <w:sz w:val="24"/>
+          <w:szCs w:val="24"/>
+          <w:lang w:eastAsia="ru-RU"/>
+          <w14:ligatures w14:val="none"/>
+        </w:rPr>
+        <w:t xml:space="preserve">- </w:t>
+      </w:r>
+      <w:r>
+        <w:rPr>
+          <w:sz w:val="24"/>
+          <w:szCs w:val="24"/>
+        </w:rPr>
+        <w:t>целесообразна, когда можно документально подтвердить стоимость законного использования программы при сравнимых обстоятельствах. Например, если стоимость лицензии на использование программы составляет 500 000 рублей, правообладатель может потребовать компенсацию в размере 1 000 000 рублей. В качестве доказательств могут использоваться ранее заключённые лицензионные договоры и иные документы, подтверждающие стоимость соответствующего права.</w:t>
       </w:r>
     </w:p>
     <w:p>
@@ -822,7 +995,6 @@
           <w:lang w:eastAsia="ru-RU"/>
           <w14:ligatures w14:val="none"/>
         </w:rPr>
-        <w:lastRenderedPageBreak/>
         <w:t xml:space="preserve">Однако взыскать одновременно убытки и компенсацию за одно и то же нарушение нельзя. </w:t>
       </w:r>
       <w:r>
@@ -861,33 +1033,6 @@
           <w:lang w:eastAsia="ru-RU"/>
           <w14:ligatures w14:val="none"/>
         </w:rPr>
-      </w:pPr>
-      <w:r>
-        <w:rPr>
-          <w:rFonts w:eastAsia="Times New Roman"/>
-          <w:kern w:val="0"/>
-          <w:sz w:val="24"/>
-          <w:szCs w:val="24"/>
-          <w:lang w:eastAsia="ru-RU"/>
-          <w14:ligatures w14:val="none"/>
-        </w:rPr>
-        <w:t>Кроме того, согласно пункту 5.1 статьи 1252 ГК РФ, в арбитражных спорах между юридическими лицами и (или) индивидуальными предпринимателями перед предъявлением иска о взыскании убытков или компенсации необходимо направить претензию нарушителю. По общему правилу срок ожидания ответа составляет 30 дней</w:t>
-      </w:r>
-      <w:r>
-        <w:rPr>
-          <w:rFonts w:eastAsia="Times New Roman"/>
-          <w:kern w:val="0"/>
-          <w:sz w:val="24"/>
-          <w:szCs w:val="24"/>
-          <w:lang w:eastAsia="ru-RU"/>
-          <w14:ligatures w14:val="none"/>
-        </w:rPr>
-        <w:t>.</w:t>
-      </w:r>
-    </w:p>
-    <w:p>
-      <w:pPr>
-        <w:ind w:left="-851"/>
       </w:pPr>
     </w:p>
     <w:sectPr>
@@ -1539,7 +1684,6 @@
     <w:name w:val="Normal (Web)"/>
     <w:basedOn w:val="a"/>
     <w:uiPriority w:val="99"/>
-    <w:semiHidden/>
     <w:unhideWhenUsed/>
     <w:rsid w:val="006F511F"/>
     <w:pPr>

--- a/content/files/code-1.docx
+++ b/content/files/code-1.docx
@@ -1,6 +1,6 @@
 
 <file path=word/document.xml><?xml version="1.0" encoding="utf-8"?>
-<w:document xmlns:wpc="http://schemas.microsoft.com/office/word/2010/wordprocessingCanvas" xmlns:cx="http://schemas.microsoft.com/office/drawing/2014/chartex" xmlns:cx1="http://schemas.microsoft.com/office/drawing/2015/9/8/chartex" xmlns:cx2="http://schemas.microsoft.com/office/drawing/2015/10/21/chartex" xmlns:cx3="http://schemas.microsoft.com/office/drawing/2016/5/9/chartex" xmlns:cx4="http://schemas.microsoft.com/office/drawing/2016/5/10/chartex" xmlns:cx5="http://schemas.microsoft.com/office/drawing/2016/5/11/chartex" xmlns:cx6="http://schemas.microsoft.com/office/drawing/2016/5/12/chartex" xmlns:cx7="http://schemas.microsoft.com/office/drawing/2016/5/13/chartex" xmlns:cx8="http://schemas.microsoft.com/office/drawing/2016/5/14/chartex" xmlns:mc="http://schemas.openxmlformats.org/markup-compatibility/2006" xmlns:aink="http://schemas.microsoft.com/office/drawing/2016/ink" xmlns:am3d="http://schemas.microsoft.com/office/drawing/2017/model3d" xmlns:o="urn:schemas-microsoft-com:office:office" xmlns:oel="http://schemas.microsoft.com/office/2019/extlst" xmlns:r="http://schemas.openxmlformats.org/officeDocument/2006/relationships" xmlns:m="http://schemas.openxmlformats.org/officeDocument/2006/math" xmlns:v="urn:schemas-microsoft-com:vml" xmlns:wp14="http://schemas.microsoft.com/office/word/2010/wordprocessingDrawing" xmlns:wp="http://schemas.openxmlformats.org/drawingml/2006/wordprocessingDrawing" xmlns:w10="urn:schemas-microsoft-com:office:word" xmlns:w="http://schemas.openxmlformats.org/wordprocessingml/2006/main" xmlns:w14="http://schemas.microsoft.com/office/word/2010/wordml" xmlns:w15="http://schemas.microsoft.com/office/word/2012/wordml" xmlns:w16cex="http://schemas.microsoft.com/office/word/2018/wordml/cex" xmlns:w16cid="http://schemas.microsoft.com/office/word/2016/wordml/cid" xmlns:w16="http://schemas.microsoft.com/office/word/2018/wordml" xmlns:w16du="http://schemas.microsoft.com/office/word/2023/wordml/word16du" xmlns:w16sdtdh="http://schemas.microsoft.com/office/word/2020/wordml/sdtdatahash" xmlns:w16se="http://schemas.microsoft.com/office/word/2015/wordml/symex" xmlns:wpg="http://schemas.microsoft.com/office/word/2010/wordprocessingGroup" xmlns:wpi="http://schemas.microsoft.com/office/word/2010/wordprocessingInk" xmlns:wne="http://schemas.microsoft.com/office/word/2006/wordml" xmlns:wps="http://schemas.microsoft.com/office/word/2010/wordprocessingShape" mc:Ignorable="w14 w15 w16se w16cid w16 w16cex w16sdtdh wp14">
+<w:document xmlns:wpc="http://schemas.microsoft.com/office/word/2010/wordprocessingCanvas" xmlns:cx="http://schemas.microsoft.com/office/drawing/2014/chartex" xmlns:cx1="http://schemas.microsoft.com/office/drawing/2015/9/8/chartex" xmlns:cx2="http://schemas.microsoft.com/office/drawing/2015/10/21/chartex" xmlns:cx3="http://schemas.microsoft.com/office/drawing/2016/5/9/chartex" xmlns:cx4="http://schemas.microsoft.com/office/drawing/2016/5/10/chartex" xmlns:cx5="http://schemas.microsoft.com/office/drawing/2016/5/11/chartex" xmlns:cx6="http://schemas.microsoft.com/office/drawing/2016/5/12/chartex" xmlns:cx7="http://schemas.microsoft.com/office/drawing/2016/5/13/chartex" xmlns:cx8="http://schemas.microsoft.com/office/drawing/2016/5/14/chartex" xmlns:mc="http://schemas.openxmlformats.org/markup-compatibility/2006" xmlns:aink="http://schemas.microsoft.com/office/drawing/2016/ink" xmlns:am3d="http://schemas.microsoft.com/office/drawing/2017/model3d" xmlns:o="urn:schemas-microsoft-com:office:office" xmlns:r="http://schemas.openxmlformats.org/officeDocument/2006/relationships" xmlns:m="http://schemas.openxmlformats.org/officeDocument/2006/math" xmlns:v="urn:schemas-microsoft-com:vml" xmlns:wp14="http://schemas.microsoft.com/office/word/2010/wordprocessingDrawing" xmlns:wp="http://schemas.openxmlformats.org/drawingml/2006/wordprocessingDrawing" xmlns:w10="urn:schemas-microsoft-com:office:word" xmlns:w="http://schemas.openxmlformats.org/wordprocessingml/2006/main" xmlns:w14="http://schemas.microsoft.com/office/word/2010/wordml" xmlns:w15="http://schemas.microsoft.com/office/word/2012/wordml" xmlns:w16cex="http://schemas.microsoft.com/office/word/2018/wordml/cex" xmlns:w16cid="http://schemas.microsoft.com/office/word/2016/wordml/cid" xmlns:w16="http://schemas.microsoft.com/office/word/2018/wordml" xmlns:w16sdtdh="http://schemas.microsoft.com/office/word/2020/wordml/sdtdatahash" xmlns:w16se="http://schemas.microsoft.com/office/word/2015/wordml/symex" xmlns:wpg="http://schemas.microsoft.com/office/word/2010/wordprocessingGroup" xmlns:wpi="http://schemas.microsoft.com/office/word/2010/wordprocessingInk" xmlns:wne="http://schemas.microsoft.com/office/word/2006/wordml" xmlns:wps="http://schemas.microsoft.com/office/word/2010/wordprocessingShape" mc:Ignorable="w14 w15 w16se w16cid w16 w16cex w16sdtdh wp14">
   <w:body>
     <w:p>
       <w:pPr>
@@ -116,16 +116,16 @@
         </w:rPr>
         <w:t xml:space="preserve">Такой способ защиты предусмотрен </w:t>
       </w:r>
-      <w:hyperlink r:id="rId5" w:history="1">
+      <w:hyperlink r:id="rId10" w:history="1">
         <w:r>
           <w:rPr>
+            <w:rStyle w:val="a5"/>
             <w:rFonts w:eastAsia="Times New Roman"/>
-            <w:color w:val="0000FF"/>
+            <w:color w:val="0563C1"/>
             <w:kern w:val="0"/>
             <w:sz w:val="24"/>
             <w:szCs w:val="24"/>
             <w:u w:val="single"/>
-            <w:lang w:eastAsia="ru-RU"/>
             <w14:ligatures w14:val="none"/>
           </w:rPr>
           <w:t>статьёй 1252 ГК РФ</w:t>
@@ -244,370 +244,139 @@
         </w:rPr>
         <w:t xml:space="preserve">На основании </w:t>
       </w:r>
-      <w:hyperlink r:id="rId6" w:history="1">
+      <w:hyperlink r:id="rId11" w:history="1">
         <w:r>
           <w:rPr>
+            <w:rStyle w:val="a5"/>
             <w:rFonts w:eastAsia="Times New Roman"/>
-            <w:color w:val="0000FF"/>
+            <w:color w:val="0563C1"/>
             <w:kern w:val="0"/>
             <w:sz w:val="24"/>
             <w:szCs w:val="24"/>
             <w:u w:val="single"/>
-            <w:lang w:eastAsia="ru-RU"/>
             <w14:ligatures w14:val="none"/>
           </w:rPr>
-          <w:t>статей 15 и 1252 ГК РФ</w:t>
+          <w:t xml:space="preserve">ст. 15 ГК РФ</w:t>
         </w:r>
       </w:hyperlink>
       <w:r>
         <w:rPr>
-          <w:rFonts w:eastAsia="Times New Roman"/>
-          <w:kern w:val="0"/>
-          <w:sz w:val="24"/>
-          <w:szCs w:val="24"/>
-          <w:lang w:eastAsia="ru-RU"/>
-          <w14:ligatures w14:val="none"/>
-        </w:rPr>
-        <w:t xml:space="preserve"> </w:t>
-      </w:r>
-      <w:r>
-        <w:rPr>
-          <w:rFonts w:eastAsia="Times New Roman"/>
-          <w:kern w:val="0"/>
-          <w:sz w:val="24"/>
-          <w:szCs w:val="24"/>
-          <w:lang w:eastAsia="ru-RU"/>
-          <w14:ligatures w14:val="none"/>
-        </w:rPr>
-        <w:t>Вы</w:t>
-      </w:r>
-      <w:r>
-        <w:rPr>
-          <w:rFonts w:eastAsia="Times New Roman"/>
-          <w:kern w:val="0"/>
-          <w:sz w:val="24"/>
-          <w:szCs w:val="24"/>
-          <w:lang w:eastAsia="ru-RU"/>
-          <w14:ligatures w14:val="none"/>
-        </w:rPr>
-        <w:t xml:space="preserve"> вправе требовать возмещения убытков, причинённых незаконным использованием программы.</w:t>
-      </w:r>
-    </w:p>
-    <w:p>
-      <w:pPr>
-        <w:spacing w:before="100" w:beforeAutospacing="1" w:after="100" w:afterAutospacing="1" w:line="240" w:lineRule="auto"/>
-        <w:ind w:left="-851"/>
-        <w:jc w:val="both"/>
-        <w:rPr>
-          <w:rFonts w:eastAsia="Times New Roman"/>
-          <w:kern w:val="0"/>
-          <w:sz w:val="24"/>
-          <w:szCs w:val="24"/>
-          <w:lang w:eastAsia="ru-RU"/>
-          <w14:ligatures w14:val="none"/>
-        </w:rPr>
-      </w:pPr>
-      <w:r>
-        <w:rPr>
-          <w:rFonts w:eastAsia="Times New Roman"/>
-          <w:kern w:val="0"/>
-          <w:sz w:val="24"/>
-          <w:szCs w:val="24"/>
-          <w:lang w:eastAsia="ru-RU"/>
-          <w14:ligatures w14:val="none"/>
-        </w:rPr>
-        <w:t>Убытки могут включать реальный ущерб и упущенную выгоду.</w:t>
-      </w:r>
-      <w:r>
-        <w:rPr>
-          <w:rFonts w:eastAsia="Times New Roman"/>
-          <w:kern w:val="0"/>
-          <w:sz w:val="24"/>
-          <w:szCs w:val="24"/>
-          <w:lang w:eastAsia="ru-RU"/>
-          <w14:ligatures w14:val="none"/>
-        </w:rPr>
-        <w:t xml:space="preserve"> </w:t>
-      </w:r>
-      <w:r>
-        <w:rPr>
-          <w:rFonts w:eastAsia="Times New Roman"/>
-          <w:kern w:val="0"/>
-          <w:sz w:val="24"/>
-          <w:szCs w:val="24"/>
-          <w:lang w:eastAsia="ru-RU"/>
-          <w14:ligatures w14:val="none"/>
-        </w:rPr>
-        <w:t>Однако для взыскания убытков необходимо доказать их наличие, размер и причинную связь с нарушением. На практике именно подтверждение размера убытков часто представляет основную сложность.</w:t>
-      </w:r>
-    </w:p>
-    <w:p>
-      <w:pPr>
-        <w:spacing w:before="100" w:beforeAutospacing="1" w:after="100" w:afterAutospacing="1" w:line="240" w:lineRule="auto"/>
-        <w:ind w:left="-851"/>
-        <w:jc w:val="both"/>
-        <w:rPr>
-          <w:b/>
-          <w:bCs/>
-          <w:sz w:val="24"/>
-          <w:szCs w:val="24"/>
-          <w:u w:val="single"/>
-        </w:rPr>
-      </w:pPr>
-      <w:r>
-        <w:rPr>
-          <w:rFonts w:eastAsia="Times New Roman"/>
-          <w:b/>
-          <w:bCs/>
-          <w:kern w:val="0"/>
-          <w:sz w:val="24"/>
-          <w:szCs w:val="24"/>
-          <w:u w:val="single"/>
-          <w:lang w:eastAsia="ru-RU"/>
-          <w14:ligatures w14:val="none"/>
-        </w:rPr>
-        <w:t xml:space="preserve">Таким образом, </w:t>
-      </w:r>
-      <w:r>
-        <w:rPr>
-          <w:b/>
-          <w:bCs/>
-          <w:sz w:val="24"/>
-          <w:szCs w:val="24"/>
-          <w:u w:val="single"/>
-        </w:rPr>
-        <w:t>целесообразно выбрать данный способ защиты п</w:t>
-      </w:r>
-      <w:r>
-        <w:rPr>
-          <w:b/>
-          <w:bCs/>
-          <w:sz w:val="24"/>
-          <w:szCs w:val="24"/>
-          <w:u w:val="single"/>
-        </w:rPr>
-        <w:t>ри наличии доказательств конкретных имущественных потерь, включая упущенную выгоду</w:t>
-      </w:r>
-      <w:r>
-        <w:rPr>
-          <w:b/>
-          <w:bCs/>
-          <w:sz w:val="24"/>
-          <w:szCs w:val="24"/>
-          <w:u w:val="single"/>
-        </w:rPr>
-        <w:t xml:space="preserve">. Например: </w:t>
-      </w:r>
-    </w:p>
-    <w:p>
-      <w:pPr>
-        <w:pStyle w:val="a4"/>
-        <w:ind w:left="-851"/>
-        <w:jc w:val="both"/>
-      </w:pPr>
-      <w:r>
-        <w:rPr>
-          <w:rFonts w:hAnsi="Symbol"/>
-        </w:rPr>
-        <w:t></w:t>
-      </w:r>
-      <w:r>
-        <w:t xml:space="preserve"> Потеря доходов от лицензирования: потенциальный клиент отказался от заключения лицензионного договора с правообладателем, поскольку получил доступ к незаконно скопированной программе.</w:t>
-      </w:r>
-    </w:p>
-    <w:p>
-      <w:pPr>
-        <w:pStyle w:val="a4"/>
-        <w:ind w:left="-851"/>
-        <w:jc w:val="both"/>
-      </w:pPr>
-      <w:r>
-        <w:rPr>
-          <w:rFonts w:hAnsi="Symbol"/>
-        </w:rPr>
-        <w:t></w:t>
-      </w:r>
-      <w:r>
-        <w:t xml:space="preserve"> Снижение объёма продаж: вследствие распространения контрафактных копий программы правообладатель недополучил доход от продажи законных экземпляров программы.</w:t>
-      </w:r>
-    </w:p>
-    <w:p>
-      <w:pPr>
-        <w:pStyle w:val="a4"/>
-        <w:ind w:left="-851"/>
-        <w:jc w:val="both"/>
-      </w:pPr>
-      <w:r>
-        <w:rPr>
-          <w:rFonts w:hAnsi="Symbol"/>
-        </w:rPr>
-        <w:t></w:t>
-      </w:r>
-      <w:r>
-        <w:t xml:space="preserve"> Утрата коммерческого контракта: правообладатель лишился возможности заключить договор на внедрение программного обеспечения, поскольку заказчик выбрал конкурента, незаконно использующего скопированный код.</w:t>
-      </w:r>
-    </w:p>
-    <w:p>
-      <w:pPr>
-        <w:pStyle w:val="a4"/>
-        <w:ind w:left="-851"/>
-        <w:jc w:val="both"/>
-      </w:pPr>
-      <w:r>
-        <w:rPr>
-          <w:rFonts w:hAnsi="Symbol"/>
-        </w:rPr>
-        <w:t></w:t>
-      </w:r>
-      <w:r>
-        <w:t xml:space="preserve"> Расходы на устранение последствий нарушения: правообладатель понёс документально подтверждённые расходы на техническую экспертизу и выявление неправомерного использования программного кода, если такие расходы подлежат возмещению в качестве убытков.</w:t>
-      </w:r>
-    </w:p>
-    <w:p>
-      <w:pPr>
-        <w:pStyle w:val="a4"/>
-        <w:ind w:left="-851"/>
-        <w:jc w:val="both"/>
-      </w:pPr>
-      <w:r>
-        <w:rPr>
-          <w:rFonts w:hAnsi="Symbol"/>
-        </w:rPr>
-        <w:t></w:t>
-      </w:r>
-      <w:r>
-        <w:t xml:space="preserve"> Незаконное коммерческое использование: конкурент встроил скопированный код в собственный платный программный продукт и получил доход от его реализации. При этом полученный нарушителем доход может учитываться при определении упущенной выгоды в соответствии с п. 2 ст. 15 ГК РФ.</w:t>
-      </w:r>
-    </w:p>
-    <w:p>
-      <w:pPr>
-        <w:pStyle w:val="a4"/>
-        <w:ind w:left="-851"/>
-        <w:jc w:val="both"/>
-      </w:pPr>
-    </w:p>
-    <w:p>
-      <w:pPr>
-        <w:pStyle w:val="a4"/>
-        <w:ind w:left="-851"/>
-        <w:jc w:val="both"/>
-      </w:pPr>
-    </w:p>
-    <w:p>
-      <w:pPr>
-        <w:spacing w:before="100" w:beforeAutospacing="1" w:after="100" w:afterAutospacing="1" w:line="240" w:lineRule="auto"/>
-        <w:ind w:left="-851"/>
-        <w:jc w:val="both"/>
-        <w:rPr>
-          <w:rFonts w:eastAsia="Times New Roman"/>
-          <w:kern w:val="0"/>
-          <w:lang w:eastAsia="ru-RU"/>
-          <w14:ligatures w14:val="none"/>
-        </w:rPr>
-      </w:pPr>
-      <w:r>
-        <w:rPr>
-          <w:rFonts w:eastAsia="Times New Roman"/>
-          <w:b/>
-          <w:bCs/>
-          <w:kern w:val="0"/>
-          <w:lang w:eastAsia="ru-RU"/>
-          <w14:ligatures w14:val="none"/>
-        </w:rPr>
-        <w:lastRenderedPageBreak/>
-        <w:t>3. Взыскание компенсации</w:t>
-      </w:r>
-    </w:p>
-    <w:p>
-      <w:pPr>
-        <w:spacing w:before="100" w:beforeAutospacing="1" w:after="100" w:afterAutospacing="1" w:line="240" w:lineRule="auto"/>
-        <w:ind w:left="-851"/>
-        <w:jc w:val="both"/>
-        <w:rPr>
-          <w:rFonts w:eastAsia="Times New Roman"/>
-          <w:b/>
-          <w:bCs/>
-          <w:kern w:val="0"/>
-          <w:sz w:val="24"/>
-          <w:szCs w:val="24"/>
-          <w:u w:val="single"/>
-          <w:lang w:eastAsia="ru-RU"/>
-          <w14:ligatures w14:val="none"/>
-        </w:rPr>
-      </w:pPr>
-      <w:r>
-        <w:rPr>
-          <w:rFonts w:eastAsia="Times New Roman"/>
-          <w:b/>
-          <w:bCs/>
-          <w:kern w:val="0"/>
-          <w:sz w:val="24"/>
-          <w:szCs w:val="24"/>
-          <w:u w:val="single"/>
-          <w:lang w:eastAsia="ru-RU"/>
-          <w14:ligatures w14:val="none"/>
-        </w:rPr>
-        <w:t xml:space="preserve">Вместо возмещения убытков </w:t>
-      </w:r>
-      <w:r>
-        <w:rPr>
-          <w:rFonts w:eastAsia="Times New Roman"/>
-          <w:b/>
-          <w:bCs/>
-          <w:kern w:val="0"/>
-          <w:sz w:val="24"/>
-          <w:szCs w:val="24"/>
-          <w:u w:val="single"/>
-          <w:lang w:eastAsia="ru-RU"/>
-          <w14:ligatures w14:val="none"/>
-        </w:rPr>
-        <w:t>Вы</w:t>
-      </w:r>
-      <w:r>
-        <w:rPr>
-          <w:rFonts w:eastAsia="Times New Roman"/>
-          <w:b/>
-          <w:bCs/>
-          <w:kern w:val="0"/>
-          <w:sz w:val="24"/>
-          <w:szCs w:val="24"/>
-          <w:u w:val="single"/>
-          <w:lang w:eastAsia="ru-RU"/>
-          <w14:ligatures w14:val="none"/>
-        </w:rPr>
-        <w:t xml:space="preserve"> вправе потребовать компенсацию на основании </w:t>
-      </w:r>
-      <w:hyperlink r:id="rId7" w:history="1">
+          <w:sz w:val="24"/>
+          <w:szCs w:val="24"/>
+        </w:rPr>
+        <w:t xml:space="preserve"> и </w:t>
+      </w:r>
+      <w:hyperlink r:id="rId12" w:history="1">
         <w:r>
           <w:rPr>
+            <w:rStyle w:val="a5"/>
             <w:rFonts w:eastAsia="Times New Roman"/>
-            <w:b/>
-            <w:bCs/>
-            <w:color w:val="0000FF"/>
+            <w:color w:val="0563C1"/>
             <w:kern w:val="0"/>
             <w:sz w:val="24"/>
             <w:szCs w:val="24"/>
             <w:u w:val="single"/>
-            <w:lang w:eastAsia="ru-RU"/>
             <w14:ligatures w14:val="none"/>
           </w:rPr>
-          <w:t>статей 1252.1 и 1301 ГК РФ</w:t>
+          <w:t xml:space="preserve">ст. 1252 ГК РФ</w:t>
         </w:r>
       </w:hyperlink>
       <w:r>
         <w:rPr>
-          <w:rFonts w:eastAsia="Times New Roman"/>
+          <w:rStyle w:val="a5"/>
+          <w:rFonts w:eastAsia="Times New Roman"/>
+          <w:color w:val="FF0000"/>
+          <w:kern w:val="0"/>
+          <w:sz w:val="24"/>
+          <w:szCs w:val="24"/>
+          <w14:ligatures w14:val="none"/>
+        </w:rPr>
+        <w:t xml:space="preserve"> </w:t>
+      </w:r>
+      <w:r>
+        <w:rPr>
+          <w:rFonts w:eastAsia="Times New Roman"/>
+          <w:kern w:val="0"/>
+          <w:sz w:val="24"/>
+          <w:szCs w:val="24"/>
+          <w:lang w:eastAsia="ru-RU"/>
+          <w14:ligatures w14:val="none"/>
+        </w:rPr>
+        <w:t>Вы</w:t>
+      </w:r>
+      <w:r>
+        <w:rPr>
+          <w:rFonts w:eastAsia="Times New Roman"/>
+          <w:kern w:val="0"/>
+          <w:sz w:val="24"/>
+          <w:szCs w:val="24"/>
+          <w:lang w:eastAsia="ru-RU"/>
+          <w14:ligatures w14:val="none"/>
+        </w:rPr>
+        <w:t xml:space="preserve"> вправе требовать возмещения убытков, причинённых незаконным использованием программы.</w:t>
+      </w:r>
+    </w:p>
+    <w:p>
+      <w:pPr>
+        <w:spacing w:before="100" w:beforeAutospacing="1" w:after="100" w:afterAutospacing="1" w:line="240" w:lineRule="auto"/>
+        <w:ind w:left="-851"/>
+        <w:jc w:val="both"/>
+        <w:rPr>
+          <w:rFonts w:eastAsia="Times New Roman"/>
+          <w:kern w:val="0"/>
+          <w:sz w:val="24"/>
+          <w:szCs w:val="24"/>
+          <w:lang w:eastAsia="ru-RU"/>
+          <w14:ligatures w14:val="none"/>
+        </w:rPr>
+      </w:pPr>
+      <w:r>
+        <w:rPr>
+          <w:rFonts w:eastAsia="Times New Roman"/>
+          <w:kern w:val="0"/>
+          <w:sz w:val="24"/>
+          <w:szCs w:val="24"/>
+          <w:lang w:eastAsia="ru-RU"/>
+          <w14:ligatures w14:val="none"/>
+        </w:rPr>
+        <w:t>Убытки могут включать реальный ущерб и упущенную выгоду.</w:t>
+      </w:r>
+      <w:r>
+        <w:rPr>
+          <w:rFonts w:eastAsia="Times New Roman"/>
+          <w:kern w:val="0"/>
+          <w:sz w:val="24"/>
+          <w:szCs w:val="24"/>
+          <w:lang w:eastAsia="ru-RU"/>
+          <w14:ligatures w14:val="none"/>
+        </w:rPr>
+        <w:t xml:space="preserve"> </w:t>
+      </w:r>
+      <w:r>
+        <w:rPr>
+          <w:rFonts w:eastAsia="Times New Roman"/>
+          <w:kern w:val="0"/>
+          <w:sz w:val="24"/>
+          <w:szCs w:val="24"/>
+          <w:lang w:eastAsia="ru-RU"/>
+          <w14:ligatures w14:val="none"/>
+        </w:rPr>
+        <w:t>Однако для взыскания убытков необходимо доказать их наличие, размер и причинную связь с нарушением. На практике именно подтверждение размера убытков часто представляет основную сложность.</w:t>
+      </w:r>
+    </w:p>
+    <w:p>
+      <w:pPr>
+        <w:spacing w:before="100" w:beforeAutospacing="1" w:after="100" w:afterAutospacing="1" w:line="240" w:lineRule="auto"/>
+        <w:ind w:left="-851"/>
+        <w:jc w:val="both"/>
+        <w:rPr>
           <w:b/>
           <w:bCs/>
-          <w:kern w:val="0"/>
           <w:sz w:val="24"/>
           <w:szCs w:val="24"/>
           <w:u w:val="single"/>
-          <w:lang w:eastAsia="ru-RU"/>
-          <w14:ligatures w14:val="none"/>
-        </w:rPr>
-        <w:t>.</w:t>
-      </w:r>
+        </w:rPr>
+      </w:pPr>
       <w:r>
         <w:rPr>
           <w:rFonts w:eastAsia="Times New Roman"/>
@@ -620,7 +389,7 @@
           <w:lang w:eastAsia="ru-RU"/>
           <w14:ligatures w14:val="none"/>
         </w:rPr>
-        <w:t xml:space="preserve"> </w:t>
+        <w:t xml:space="preserve">Таким образом, </w:t>
       </w:r>
       <w:r>
         <w:rPr>
@@ -630,37 +399,275 @@
           <w:szCs w:val="24"/>
           <w:u w:val="single"/>
         </w:rPr>
-        <w:t>Данный способ защиты целесообразно использовать, е</w:t>
-      </w:r>
-      <w:r>
-        <w:rPr>
+        <w:t xml:space="preserve">целесообразно выбрать данный способ защиты при наличии доказательств конкретных имущественных потерь, включая упущенную выгоду. Например: </w:t>
+      </w:r>
+    </w:p>
+    <w:p>
+      <w:pPr>
+        <w:pStyle w:val="a4"/>
+        <w:ind w:left="-851"/>
+        <w:jc w:val="both"/>
+      </w:pPr>
+      <w:r>
+        <w:rPr>
+          <w:rFonts w:hAnsi="Symbol"/>
+        </w:rPr>
+        <w:t></w:t>
+      </w:r>
+      <w:r>
+        <w:t xml:space="preserve"> Потеря доходов от лицензирования: потенциальный клиент отказался от заключения лицензионного договора с правообладателем, поскольку получил доступ к незаконно скопированной программе.</w:t>
+      </w:r>
+    </w:p>
+    <w:p>
+      <w:pPr>
+        <w:pStyle w:val="a4"/>
+        <w:ind w:left="-851"/>
+        <w:jc w:val="both"/>
+      </w:pPr>
+      <w:r>
+        <w:rPr>
+          <w:rFonts w:hAnsi="Symbol"/>
+        </w:rPr>
+        <w:t></w:t>
+      </w:r>
+      <w:r>
+        <w:t xml:space="preserve"> Снижение объёма продаж: вследствие распространения контрафактных копий программы правообладатель недополучил доход от продажи законных экземпляров программы.</w:t>
+      </w:r>
+    </w:p>
+    <w:p>
+      <w:pPr>
+        <w:pStyle w:val="a4"/>
+        <w:ind w:left="-851"/>
+        <w:jc w:val="both"/>
+      </w:pPr>
+      <w:r>
+        <w:rPr>
+          <w:rFonts w:hAnsi="Symbol"/>
+        </w:rPr>
+        <w:t></w:t>
+      </w:r>
+      <w:r>
+        <w:t xml:space="preserve"> Утрата коммерческого контракта: правообладатель лишился возможности заключить договор на внедрение программного обеспечения, поскольку заказчик выбрал конкурента, незаконно использующего скопированный код.</w:t>
+      </w:r>
+    </w:p>
+    <w:p>
+      <w:pPr>
+        <w:pStyle w:val="a4"/>
+        <w:ind w:left="-851"/>
+        <w:jc w:val="both"/>
+      </w:pPr>
+      <w:r>
+        <w:rPr>
+          <w:rFonts w:hAnsi="Symbol"/>
+        </w:rPr>
+        <w:t></w:t>
+      </w:r>
+      <w:r>
+        <w:t xml:space="preserve"> Расходы на устранение последствий нарушения: правообладатель понёс документально подтверждённые расходы на техническую экспертизу и выявление неправомерного использования программного кода, если такие расходы подлежат возмещению в качестве убытков.</w:t>
+      </w:r>
+    </w:p>
+    <w:p>
+      <w:pPr>
+        <w:pStyle w:val="a4"/>
+        <w:ind w:left="-851"/>
+        <w:jc w:val="both"/>
+      </w:pPr>
+      <w:r>
+        <w:rPr>
+          <w:rFonts w:hAnsi="Symbol"/>
+        </w:rPr>
+        <w:t></w:t>
+      </w:r>
+      <w:r>
+        <w:t xml:space="preserve"> Незаконное коммерческое использование: конкурент встроил скопированный код в собственный платный программный продукт и получил доход от его реализации. При этом полученный нарушителем доход может учитываться при определении упущенной выгоды в соответствии с </w:t>
+      </w:r>
+      <w:hyperlink r:id="rId13" w:history="1">
+        <w:r>
+          <w:rPr>
+            <w:rStyle w:val="a5"/>
+            <w:color w:val="0563C1"/>
+            <w:u w:val="single"/>
+            <w:lang w:eastAsia="en-US"/>
+          </w:rPr>
+          <w:t>п. 2 ст. 15 ГК РФ</w:t>
+        </w:r>
+      </w:hyperlink>
+      <w:r>
+        <w:t>.</w:t>
+      </w:r>
+    </w:p>
+    <w:p>
+      <w:pPr>
+        <w:pStyle w:val="a4"/>
+        <w:ind w:left="-851"/>
+        <w:jc w:val="both"/>
+      </w:pPr>
+    </w:p>
+    <w:p>
+      <w:pPr>
+        <w:pStyle w:val="a4"/>
+        <w:ind w:left="-851"/>
+        <w:jc w:val="both"/>
+      </w:pPr>
+    </w:p>
+    <w:p>
+      <w:pPr>
+        <w:spacing w:before="100" w:beforeAutospacing="1" w:after="100" w:afterAutospacing="1" w:line="240" w:lineRule="auto"/>
+        <w:ind w:left="-851"/>
+        <w:jc w:val="both"/>
+        <w:rPr>
+          <w:rFonts w:eastAsia="Times New Roman"/>
+          <w:kern w:val="0"/>
+          <w:lang w:eastAsia="ru-RU"/>
+          <w14:ligatures w14:val="none"/>
+        </w:rPr>
+      </w:pPr>
+      <w:r>
+        <w:rPr>
+          <w:rFonts w:eastAsia="Times New Roman"/>
           <w:b/>
           <w:bCs/>
-          <w:sz w:val="24"/>
-          <w:szCs w:val="24"/>
-          <w:u w:val="single"/>
-        </w:rPr>
-        <w:t xml:space="preserve">сли установить точный размер убытков затруднительно, поскольку доказывать </w:t>
-      </w:r>
-      <w:r>
-        <w:rPr>
+          <w:kern w:val="0"/>
+          <w:lang w:eastAsia="ru-RU"/>
+          <w14:ligatures w14:val="none"/>
+        </w:rPr>
+        <w:lastRenderedPageBreak/>
+        <w:t>3. Взыскание компенсации</w:t>
+      </w:r>
+    </w:p>
+    <w:p>
+      <w:pPr>
+        <w:spacing w:before="100" w:beforeAutospacing="1" w:after="100" w:afterAutospacing="1" w:line="240" w:lineRule="auto"/>
+        <w:ind w:left="-851"/>
+        <w:jc w:val="both"/>
+        <w:rPr>
+          <w:rFonts w:eastAsia="Times New Roman"/>
           <w:b/>
           <w:bCs/>
+          <w:kern w:val="0"/>
           <w:sz w:val="24"/>
           <w:szCs w:val="24"/>
           <w:u w:val="single"/>
-        </w:rPr>
-        <w:t>его</w:t>
-      </w:r>
-      <w:r>
-        <w:rPr>
+          <w:lang w:eastAsia="ru-RU"/>
+          <w14:ligatures w14:val="none"/>
+        </w:rPr>
+      </w:pPr>
+      <w:r>
+        <w:rPr>
+          <w:rFonts w:eastAsia="Times New Roman"/>
           <w:b/>
           <w:bCs/>
+          <w:kern w:val="0"/>
           <w:sz w:val="24"/>
           <w:szCs w:val="24"/>
           <w:u w:val="single"/>
-        </w:rPr>
-        <w:t xml:space="preserve"> не требуется.</w:t>
+          <w:lang w:eastAsia="ru-RU"/>
+          <w14:ligatures w14:val="none"/>
+        </w:rPr>
+        <w:t xml:space="preserve">Вместо возмещения убытков </w:t>
+      </w:r>
+      <w:r>
+        <w:rPr>
+          <w:rFonts w:eastAsia="Times New Roman"/>
+          <w:b/>
+          <w:bCs/>
+          <w:kern w:val="0"/>
+          <w:sz w:val="24"/>
+          <w:szCs w:val="24"/>
+          <w:u w:val="single"/>
+          <w:lang w:eastAsia="ru-RU"/>
+          <w14:ligatures w14:val="none"/>
+        </w:rPr>
+        <w:t>Вы</w:t>
+      </w:r>
+      <w:r>
+        <w:rPr>
+          <w:rFonts w:eastAsia="Times New Roman"/>
+          <w:b/>
+          <w:bCs/>
+          <w:kern w:val="0"/>
+          <w:sz w:val="24"/>
+          <w:szCs w:val="24"/>
+          <w:u w:val="single"/>
+          <w:lang w:eastAsia="ru-RU"/>
+          <w14:ligatures w14:val="none"/>
+        </w:rPr>
+        <w:t xml:space="preserve"> вправе потребовать компенсацию на основании </w:t>
+      </w:r>
+      <w:hyperlink r:id="rId14" w:history="1">
+        <w:r>
+          <w:rPr>
+            <w:rStyle w:val="a5"/>
+            <w:rFonts w:eastAsia="Times New Roman"/>
+            <w:color w:val="0563C1"/>
+            <w:kern w:val="0"/>
+            <w:sz w:val="24"/>
+            <w:szCs w:val="24"/>
+            <w:u w:val="single"/>
+            <w14:ligatures w14:val="none"/>
+          </w:rPr>
+          <w:t xml:space="preserve">ст. 1252.1 ГК РФ</w:t>
+        </w:r>
+      </w:hyperlink>
+      <w:r>
+        <w:rPr>
+          <w:sz w:val="24"/>
+          <w:szCs w:val="24"/>
+        </w:rPr>
+        <w:t xml:space="preserve"> и </w:t>
+      </w:r>
+      <w:hyperlink r:id="rId15" w:history="1">
+        <w:r>
+          <w:rPr>
+            <w:rStyle w:val="a5"/>
+            <w:rFonts w:eastAsia="Times New Roman"/>
+            <w:color w:val="0563C1"/>
+            <w:kern w:val="0"/>
+            <w:sz w:val="24"/>
+            <w:szCs w:val="24"/>
+            <w:u w:val="single"/>
+            <w14:ligatures w14:val="none"/>
+          </w:rPr>
+          <w:t xml:space="preserve">ст. 1301 ГК РФ</w:t>
+        </w:r>
+      </w:hyperlink>
+      <w:r>
+        <w:rPr>
+          <w:rFonts w:eastAsia="Times New Roman"/>
+          <w:b/>
+          <w:bCs/>
+          <w:kern w:val="0"/>
+          <w:sz w:val="24"/>
+          <w:szCs w:val="24"/>
+          <w:u w:val="single"/>
+          <w:lang w:eastAsia="ru-RU"/>
+          <w14:ligatures w14:val="none"/>
+        </w:rPr>
+        <w:t>.</w:t>
+      </w:r>
+      <w:r>
+        <w:rPr>
+          <w:rFonts w:eastAsia="Times New Roman"/>
+          <w:b/>
+          <w:bCs/>
+          <w:kern w:val="0"/>
+          <w:sz w:val="24"/>
+          <w:szCs w:val="24"/>
+          <w:u w:val="single"/>
+          <w:lang w:eastAsia="ru-RU"/>
+          <w14:ligatures w14:val="none"/>
+        </w:rPr>
+        <w:t xml:space="preserve"> </w:t>
+      </w:r>
+      <w:r>
+        <w:rPr>
+          <w:b/>
+          <w:bCs/>
+          <w:sz w:val="24"/>
+          <w:szCs w:val="24"/>
+          <w:u w:val="single"/>
+        </w:rPr>
+        <w:t>Данный способ защиты целесообразно использовать, если установить точный размер убытков затруднительно, поскольку доказывать его не требуется.</w:t>
       </w:r>
     </w:p>
     <w:p>
@@ -782,14 +789,7 @@
           <w:sz w:val="24"/>
           <w:szCs w:val="24"/>
         </w:rPr>
-        <w:t xml:space="preserve">- </w:t>
-      </w:r>
-      <w:r>
-        <w:rPr>
-          <w:sz w:val="24"/>
-          <w:szCs w:val="24"/>
-        </w:rPr>
-        <w:t>целесообразна, когда факт нарушения исключительного права установлен, однако определить стоимость контрафактных экземпляров или права использования программы затруднительно. Например, если нарушитель скопировал часть программного кода и использовал её в собственном продукте, но установить количество незаконных копий либо стоимость лицензии невозможно. Конкретный размер компенсации определяется судом с учётом обстоятельств дела.</w:t>
+        <w:t>- целесообразна, когда факт нарушения исключительного права установлен, однако определить стоимость контрафактных экземпляров или права использования программы затруднительно. Например, если нарушитель скопировал часть программного кода и использовал её в собственном продукте, но установить количество незаконных копий либо стоимость лицензии невозможно. Конкретный размер компенсации определяется судом с учётом обстоятельств дела.</w:t>
       </w:r>
     </w:p>
     <w:p>
@@ -1046,7 +1046,7 @@
 </file>
 
 <file path=word/numbering.xml><?xml version="1.0" encoding="utf-8"?>
-<w:numbering xmlns:wpc="http://schemas.microsoft.com/office/word/2010/wordprocessingCanvas" xmlns:cx="http://schemas.microsoft.com/office/drawing/2014/chartex" xmlns:cx1="http://schemas.microsoft.com/office/drawing/2015/9/8/chartex" xmlns:cx2="http://schemas.microsoft.com/office/drawing/2015/10/21/chartex" xmlns:cx3="http://schemas.microsoft.com/office/drawing/2016/5/9/chartex" xmlns:cx4="http://schemas.microsoft.com/office/drawing/2016/5/10/chartex" xmlns:cx5="http://schemas.microsoft.com/office/drawing/2016/5/11/chartex" xmlns:cx6="http://schemas.microsoft.com/office/drawing/2016/5/12/chartex" xmlns:cx7="http://schemas.microsoft.com/office/drawing/2016/5/13/chartex" xmlns:cx8="http://schemas.microsoft.com/office/drawing/2016/5/14/chartex" xmlns:mc="http://schemas.openxmlformats.org/markup-compatibility/2006" xmlns:aink="http://schemas.microsoft.com/office/drawing/2016/ink" xmlns:am3d="http://schemas.microsoft.com/office/drawing/2017/model3d" xmlns:o="urn:schemas-microsoft-com:office:office" xmlns:oel="http://schemas.microsoft.com/office/2019/extlst" xmlns:r="http://schemas.openxmlformats.org/officeDocument/2006/relationships" xmlns:m="http://schemas.openxmlformats.org/officeDocument/2006/math" xmlns:v="urn:schemas-microsoft-com:vml" xmlns:wp14="http://schemas.microsoft.com/office/word/2010/wordprocessingDrawing" xmlns:wp="http://schemas.openxmlformats.org/drawingml/2006/wordprocessingDrawing" xmlns:w10="urn:schemas-microsoft-com:office:word" xmlns:w="http://schemas.openxmlformats.org/wordprocessingml/2006/main" xmlns:w14="http://schemas.microsoft.com/office/word/2010/wordml" xmlns:w15="http://schemas.microsoft.com/office/word/2012/wordml" xmlns:w16cex="http://schemas.microsoft.com/office/word/2018/wordml/cex" xmlns:w16cid="http://schemas.microsoft.com/office/word/2016/wordml/cid" xmlns:w16="http://schemas.microsoft.com/office/word/2018/wordml" xmlns:w16du="http://schemas.microsoft.com/office/word/2023/wordml/word16du" xmlns:w16sdtdh="http://schemas.microsoft.com/office/word/2020/wordml/sdtdatahash" xmlns:w16se="http://schemas.microsoft.com/office/word/2015/wordml/symex" xmlns:wpg="http://schemas.microsoft.com/office/word/2010/wordprocessingGroup" xmlns:wpi="http://schemas.microsoft.com/office/word/2010/wordprocessingInk" xmlns:wne="http://schemas.microsoft.com/office/word/2006/wordml" xmlns:wps="http://schemas.microsoft.com/office/word/2010/wordprocessingShape" mc:Ignorable="w14 w15 w16se w16cid w16 w16cex w16sdtdh wp14">
+<w:numbering xmlns:wpc="http://schemas.microsoft.com/office/word/2010/wordprocessingCanvas" xmlns:cx="http://schemas.microsoft.com/office/drawing/2014/chartex" xmlns:cx1="http://schemas.microsoft.com/office/drawing/2015/9/8/chartex" xmlns:cx2="http://schemas.microsoft.com/office/drawing/2015/10/21/chartex" xmlns:cx3="http://schemas.microsoft.com/office/drawing/2016/5/9/chartex" xmlns:cx4="http://schemas.microsoft.com/office/drawing/2016/5/10/chartex" xmlns:cx5="http://schemas.microsoft.com/office/drawing/2016/5/11/chartex" xmlns:cx6="http://schemas.microsoft.com/office/drawing/2016/5/12/chartex" xmlns:cx7="http://schemas.microsoft.com/office/drawing/2016/5/13/chartex" xmlns:cx8="http://schemas.microsoft.com/office/drawing/2016/5/14/chartex" xmlns:mc="http://schemas.openxmlformats.org/markup-compatibility/2006" xmlns:aink="http://schemas.microsoft.com/office/drawing/2016/ink" xmlns:am3d="http://schemas.microsoft.com/office/drawing/2017/model3d" xmlns:o="urn:schemas-microsoft-com:office:office" xmlns:r="http://schemas.openxmlformats.org/officeDocument/2006/relationships" xmlns:m="http://schemas.openxmlformats.org/officeDocument/2006/math" xmlns:v="urn:schemas-microsoft-com:vml" xmlns:wp14="http://schemas.microsoft.com/office/word/2010/wordprocessingDrawing" xmlns:wp="http://schemas.openxmlformats.org/drawingml/2006/wordprocessingDrawing" xmlns:w10="urn:schemas-microsoft-com:office:word" xmlns:w="http://schemas.openxmlformats.org/wordprocessingml/2006/main" xmlns:w14="http://schemas.microsoft.com/office/word/2010/wordml" xmlns:w15="http://schemas.microsoft.com/office/word/2012/wordml" xmlns:w16cex="http://schemas.microsoft.com/office/word/2018/wordml/cex" xmlns:w16cid="http://schemas.microsoft.com/office/word/2016/wordml/cid" xmlns:w16="http://schemas.microsoft.com/office/word/2018/wordml" xmlns:w16sdtdh="http://schemas.microsoft.com/office/word/2020/wordml/sdtdatahash" xmlns:w16se="http://schemas.microsoft.com/office/word/2015/wordml/symex" xmlns:wpg="http://schemas.microsoft.com/office/word/2010/wordprocessingGroup" xmlns:wpi="http://schemas.microsoft.com/office/word/2010/wordprocessingInk" xmlns:wne="http://schemas.microsoft.com/office/word/2006/wordml" xmlns:wps="http://schemas.microsoft.com/office/word/2010/wordprocessingShape" mc:Ignorable="w14 w15 w16se w16cid w16 w16cex w16sdtdh wp14">
   <w:abstractNum w:abstractNumId="0" w15:restartNumberingAfterBreak="0">
     <w:nsid w:val="772C3719"/>
     <w:multiLevelType w:val="multilevel"/>
@@ -1196,7 +1196,7 @@
       </w:rPr>
     </w:lvl>
   </w:abstractNum>
-  <w:num w:numId="1" w16cid:durableId="107161387">
+  <w:num w:numId="1">
     <w:abstractNumId w:val="0"/>
   </w:num>
 </w:numbering>
@@ -1628,7 +1628,6 @@
   <w:style w:type="character" w:default="1" w:styleId="a0">
     <w:name w:val="Default Paragraph Font"/>
     <w:uiPriority w:val="1"/>
-    <w:semiHidden/>
     <w:unhideWhenUsed/>
   </w:style>
   <w:style w:type="table" w:default="1" w:styleId="a1">
